--- a/Documents RAG/Note de Cadrage - Europe de l'Est - Montants(Eng).docx
+++ b/Documents RAG/Note de Cadrage - Europe de l'Est - Montants(Eng).docx
@@ -4,470 +4,577 @@
   <w:body>
     <w:p>
       <w:pPr>
-        <w:rPr>
-          <w:rFonts w:ascii="Segoe UI" w:eastAsia="Times New Roman" w:hAnsi="Segoe UI" w:cs="Segoe UI"/>
-          <w:b/>
-          <w:bCs/>
-          <w:color w:val="404040"/>
-          <w:kern w:val="0"/>
+        <w:pStyle w:val="Titre3"/>
+        <w:rPr>
+          <w:rFonts w:ascii="Segoe UI" w:hAnsi="Segoe UI" w:cs="Segoe UI"/>
+          <w:color w:val="404040"/>
           <w:sz w:val="27"/>
           <w:szCs w:val="27"/>
-          <w:lang w:val="en-US" w:eastAsia="fr-FR"/>
-          <w14:ligatures w14:val="none"/>
+          <w:lang w:val="en-US"/>
         </w:rPr>
       </w:pPr>
       <w:r>
         <w:rPr>
-          <w:rFonts w:ascii="Segoe UI" w:eastAsia="Times New Roman" w:hAnsi="Segoe UI" w:cs="Segoe UI"/>
-          <w:b/>
-          <w:bCs/>
-          <w:color w:val="404040"/>
-          <w:kern w:val="0"/>
-          <w:sz w:val="27"/>
-          <w:szCs w:val="27"/>
-          <w:lang w:val="en-US" w:eastAsia="fr-FR"/>
-          <w14:ligatures w14:val="none"/>
-        </w:rPr>
-        <w:t>Eastern Europe (Czech Republic, Slovakia)</w:t>
+          <w:rStyle w:val="lev"/>
+          <w:rFonts w:ascii="Segoe UI" w:hAnsi="Segoe UI" w:cs="Segoe UI"/>
+          <w:b w:val="0"/>
+          <w:bCs w:val="0"/>
+          <w:color w:val="404040"/>
+          <w:lang w:val="en-US"/>
+        </w:rPr>
+        <w:t>Eastern Europe: Slovakia &amp; Czech Republic</w:t>
       </w:r>
     </w:p>
     <w:p>
       <w:pPr>
-        <w:rPr>
-          <w:rFonts w:ascii="Segoe UI" w:eastAsia="Times New Roman" w:hAnsi="Segoe UI" w:cs="Segoe UI"/>
-          <w:b/>
-          <w:bCs/>
-          <w:color w:val="404040"/>
-          <w:kern w:val="0"/>
-          <w:sz w:val="27"/>
-          <w:szCs w:val="27"/>
-          <w:lang w:eastAsia="fr-FR"/>
-          <w14:ligatures w14:val="none"/>
+        <w:pStyle w:val="Titre4"/>
+        <w:rPr>
+          <w:rFonts w:ascii="Segoe UI" w:hAnsi="Segoe UI" w:cs="Segoe UI"/>
+          <w:color w:val="404040"/>
+          <w:lang w:val="en-US"/>
         </w:rPr>
       </w:pPr>
       <w:r>
         <w:rPr>
-          <w:rFonts w:ascii="Segoe UI" w:eastAsia="Times New Roman" w:hAnsi="Segoe UI" w:cs="Segoe UI"/>
-          <w:b/>
-          <w:bCs/>
-          <w:color w:val="404040"/>
-          <w:kern w:val="0"/>
-          <w:sz w:val="27"/>
-          <w:szCs w:val="27"/>
-          <w:lang w:eastAsia="fr-FR"/>
-          <w14:ligatures w14:val="none"/>
-        </w:rPr>
-        <w:t>2024 Performance Analysis</w:t>
+          <w:rStyle w:val="lev"/>
+          <w:rFonts w:ascii="Segoe UI" w:hAnsi="Segoe UI" w:cs="Segoe UI"/>
+          <w:b w:val="0"/>
+          <w:bCs w:val="0"/>
+          <w:color w:val="404040"/>
+          <w:lang w:val="en-US"/>
+        </w:rPr>
+        <w:t>Slovakia</w:t>
       </w:r>
     </w:p>
     <w:p>
       <w:pPr>
+        <w:pStyle w:val="NormalWeb"/>
         <w:numPr>
           <w:ilvl w:val="0"/>
-          <w:numId w:val="16"/>
+          <w:numId w:val="19"/>
         </w:numPr>
-        <w:rPr>
-          <w:rFonts w:ascii="Segoe UI" w:eastAsia="Times New Roman" w:hAnsi="Segoe UI" w:cs="Segoe UI"/>
-          <w:b/>
-          <w:bCs/>
-          <w:color w:val="404040"/>
-          <w:kern w:val="0"/>
-          <w:sz w:val="27"/>
-          <w:szCs w:val="27"/>
-          <w:lang w:val="en-US" w:eastAsia="fr-FR"/>
-          <w14:ligatures w14:val="none"/>
+        <w:spacing w:before="0" w:beforeAutospacing="0" w:after="60" w:afterAutospacing="0"/>
+        <w:rPr>
+          <w:rFonts w:ascii="Segoe UI" w:hAnsi="Segoe UI" w:cs="Segoe UI"/>
+          <w:color w:val="404040"/>
         </w:rPr>
       </w:pPr>
       <w:r>
         <w:rPr>
-          <w:rFonts w:ascii="Segoe UI" w:eastAsia="Times New Roman" w:hAnsi="Segoe UI" w:cs="Segoe UI"/>
-          <w:b/>
-          <w:bCs/>
-          <w:color w:val="404040"/>
-          <w:kern w:val="0"/>
-          <w:sz w:val="27"/>
-          <w:szCs w:val="27"/>
-          <w:lang w:val="en-US" w:eastAsia="fr-FR"/>
-          <w14:ligatures w14:val="none"/>
-        </w:rPr>
-        <w:t>Total Sales: €227,543.5k (Erratic growth: +15% in June, -8% in Nov).</w:t>
+          <w:rStyle w:val="lev"/>
+          <w:rFonts w:ascii="Segoe UI" w:eastAsiaTheme="majorEastAsia" w:hAnsi="Segoe UI" w:cs="Segoe UI"/>
+          <w:color w:val="404040"/>
+        </w:rPr>
+        <w:t>Sales/Revenues</w:t>
+      </w:r>
+      <w:r>
+        <w:rPr>
+          <w:rFonts w:ascii="Segoe UI" w:hAnsi="Segoe UI" w:cs="Segoe UI"/>
+          <w:color w:val="404040"/>
+        </w:rPr>
+        <w:t>:</w:t>
       </w:r>
     </w:p>
     <w:p>
       <w:pPr>
+        <w:pStyle w:val="NormalWeb"/>
         <w:numPr>
-          <w:ilvl w:val="0"/>
-          <w:numId w:val="16"/>
+          <w:ilvl w:val="1"/>
+          <w:numId w:val="19"/>
         </w:numPr>
-        <w:rPr>
-          <w:rFonts w:ascii="Segoe UI" w:eastAsia="Times New Roman" w:hAnsi="Segoe UI" w:cs="Segoe UI"/>
-          <w:b/>
-          <w:bCs/>
-          <w:color w:val="404040"/>
-          <w:kern w:val="0"/>
-          <w:sz w:val="27"/>
-          <w:szCs w:val="27"/>
-          <w:lang w:val="en-US" w:eastAsia="fr-FR"/>
-          <w14:ligatures w14:val="none"/>
+        <w:spacing w:before="0" w:beforeAutospacing="0" w:after="0" w:afterAutospacing="0"/>
+        <w:rPr>
+          <w:rFonts w:ascii="Segoe UI" w:hAnsi="Segoe UI" w:cs="Segoe UI"/>
+          <w:color w:val="404040"/>
+          <w:lang w:val="en-US"/>
         </w:rPr>
       </w:pPr>
       <w:r>
         <w:rPr>
-          <w:rFonts w:ascii="Segoe UI" w:eastAsia="Times New Roman" w:hAnsi="Segoe UI" w:cs="Segoe UI"/>
-          <w:b/>
-          <w:bCs/>
-          <w:color w:val="404040"/>
-          <w:kern w:val="0"/>
-          <w:sz w:val="27"/>
-          <w:szCs w:val="27"/>
-          <w:lang w:val="en-US" w:eastAsia="fr-FR"/>
-          <w14:ligatures w14:val="none"/>
-        </w:rPr>
-        <w:t>Total Costs: €117,334.3k (Seasonal inventory overstocking).</w:t>
+          <w:rStyle w:val="lev"/>
+          <w:rFonts w:ascii="Segoe UI" w:eastAsiaTheme="majorEastAsia" w:hAnsi="Segoe UI" w:cs="Segoe UI"/>
+          <w:color w:val="404040"/>
+          <w:lang w:val="en-US"/>
+        </w:rPr>
+        <w:t>Tourism Activity Revenues</w:t>
+      </w:r>
+      <w:r>
+        <w:rPr>
+          <w:rFonts w:ascii="Segoe UI" w:hAnsi="Segoe UI" w:cs="Segoe UI"/>
+          <w:color w:val="404040"/>
+          <w:lang w:val="en-US"/>
+        </w:rPr>
+        <w:t xml:space="preserve">: </w:t>
       </w:r>
     </w:p>
     <w:p>
       <w:pPr>
-        <w:numPr>
-          <w:ilvl w:val="0"/>
-          <w:numId w:val="16"/>
-        </w:numPr>
-        <w:rPr>
-          <w:rFonts w:ascii="Segoe UI" w:eastAsia="Times New Roman" w:hAnsi="Segoe UI" w:cs="Segoe UI"/>
-          <w:b/>
-          <w:bCs/>
-          <w:color w:val="404040"/>
-          <w:kern w:val="0"/>
-          <w:sz w:val="27"/>
-          <w:szCs w:val="27"/>
-          <w:lang w:eastAsia="fr-FR"/>
-          <w14:ligatures w14:val="none"/>
+        <w:pStyle w:val="NormalWeb"/>
+        <w:spacing w:before="0" w:beforeAutospacing="0" w:after="0" w:afterAutospacing="0"/>
+        <w:ind w:left="1440"/>
+        <w:rPr>
+          <w:rFonts w:ascii="Segoe UI" w:hAnsi="Segoe UI" w:cs="Segoe UI"/>
+          <w:color w:val="404040"/>
+          <w:lang w:val="en-US"/>
         </w:rPr>
       </w:pPr>
       <w:r>
         <w:rPr>
-          <w:rFonts w:ascii="Segoe UI" w:eastAsia="Times New Roman" w:hAnsi="Segoe UI" w:cs="Segoe UI"/>
-          <w:b/>
-          <w:bCs/>
-          <w:color w:val="404040"/>
-          <w:kern w:val="0"/>
-          <w:sz w:val="27"/>
-          <w:szCs w:val="27"/>
-          <w:lang w:eastAsia="fr-FR"/>
-          <w14:ligatures w14:val="none"/>
-        </w:rPr>
-        <w:t>Net Margin: 48.4% (Underutilized potential).</w:t>
+          <w:rStyle w:val="lev"/>
+          <w:rFonts w:ascii="Segoe UI" w:eastAsiaTheme="majorEastAsia" w:hAnsi="Segoe UI" w:cs="Segoe UI"/>
+          <w:color w:val="404040"/>
+          <w:lang w:val="en-US"/>
+        </w:rPr>
+        <w:t>Target</w:t>
+      </w:r>
+      <w:r>
+        <w:rPr>
+          <w:rStyle w:val="lev"/>
+          <w:rFonts w:ascii="Segoe UI" w:eastAsiaTheme="majorEastAsia" w:hAnsi="Segoe UI" w:cs="Segoe UI"/>
+          <w:color w:val="404040"/>
+          <w:lang w:val="en-US"/>
+        </w:rPr>
+        <w:t xml:space="preserve"> 2025</w:t>
+      </w:r>
+      <w:r>
+        <w:rPr>
+          <w:rFonts w:ascii="Segoe UI" w:hAnsi="Segoe UI" w:cs="Segoe UI"/>
+          <w:color w:val="404040"/>
+          <w:lang w:val="en-US"/>
+        </w:rPr>
+        <w:t>: €21,</w:t>
+      </w:r>
+      <w:r>
+        <w:rPr>
+          <w:rFonts w:ascii="Segoe UI" w:hAnsi="Segoe UI" w:cs="Segoe UI"/>
+          <w:color w:val="404040"/>
+          <w:lang w:val="en-US"/>
+        </w:rPr>
+        <w:t>100</w:t>
+      </w:r>
+      <w:r>
+        <w:rPr>
+          <w:rFonts w:ascii="Segoe UI" w:hAnsi="Segoe UI" w:cs="Segoe UI"/>
+          <w:color w:val="404040"/>
+          <w:lang w:val="en-US"/>
+        </w:rPr>
+        <w:t>k with ski-resort collaborations.</w:t>
       </w:r>
     </w:p>
     <w:p>
       <w:pPr>
-        <w:rPr>
-          <w:rFonts w:ascii="Segoe UI" w:eastAsia="Times New Roman" w:hAnsi="Segoe UI" w:cs="Segoe UI"/>
-          <w:b/>
-          <w:bCs/>
-          <w:color w:val="404040"/>
-          <w:kern w:val="0"/>
-          <w:sz w:val="27"/>
-          <w:szCs w:val="27"/>
-          <w:lang w:eastAsia="fr-FR"/>
-          <w14:ligatures w14:val="none"/>
-        </w:rPr>
-      </w:pPr>
+        <w:pStyle w:val="NormalWeb"/>
+        <w:numPr>
+          <w:ilvl w:val="0"/>
+          <w:numId w:val="19"/>
+        </w:numPr>
+        <w:spacing w:before="0" w:beforeAutospacing="0" w:after="60" w:afterAutospacing="0"/>
+        <w:rPr>
+          <w:rFonts w:ascii="Segoe UI" w:hAnsi="Segoe UI" w:cs="Segoe UI"/>
+          <w:color w:val="404040"/>
+        </w:rPr>
+      </w:pPr>
+      <w:proofErr w:type="spellStart"/>
       <w:r>
         <w:rPr>
-          <w:rFonts w:ascii="Segoe UI" w:eastAsia="Times New Roman" w:hAnsi="Segoe UI" w:cs="Segoe UI"/>
-          <w:b/>
-          <w:bCs/>
-          <w:color w:val="404040"/>
-          <w:kern w:val="0"/>
-          <w:sz w:val="27"/>
-          <w:szCs w:val="27"/>
-          <w:lang w:eastAsia="fr-FR"/>
-          <w14:ligatures w14:val="none"/>
-        </w:rPr>
-        <w:t>2025 Targets</w:t>
+          <w:rStyle w:val="lev"/>
+          <w:rFonts w:ascii="Segoe UI" w:eastAsiaTheme="majorEastAsia" w:hAnsi="Segoe UI" w:cs="Segoe UI"/>
+          <w:color w:val="404040"/>
+        </w:rPr>
+        <w:t>Costs</w:t>
+      </w:r>
+      <w:proofErr w:type="spellEnd"/>
+      <w:r>
+        <w:rPr>
+          <w:rFonts w:ascii="Segoe UI" w:hAnsi="Segoe UI" w:cs="Segoe UI"/>
+          <w:color w:val="404040"/>
+        </w:rPr>
+        <w:t>:</w:t>
       </w:r>
     </w:p>
     <w:p>
       <w:pPr>
+        <w:pStyle w:val="NormalWeb"/>
         <w:numPr>
-          <w:ilvl w:val="0"/>
-          <w:numId w:val="17"/>
+          <w:ilvl w:val="1"/>
+          <w:numId w:val="19"/>
         </w:numPr>
-        <w:rPr>
-          <w:rFonts w:ascii="Segoe UI" w:eastAsia="Times New Roman" w:hAnsi="Segoe UI" w:cs="Segoe UI"/>
-          <w:b/>
-          <w:bCs/>
-          <w:color w:val="404040"/>
-          <w:kern w:val="0"/>
-          <w:sz w:val="27"/>
-          <w:szCs w:val="27"/>
-          <w:lang w:eastAsia="fr-FR"/>
-          <w14:ligatures w14:val="none"/>
+        <w:spacing w:before="0" w:beforeAutospacing="0" w:after="0" w:afterAutospacing="0"/>
+        <w:rPr>
+          <w:rStyle w:val="lev"/>
+          <w:rFonts w:ascii="Segoe UI" w:hAnsi="Segoe UI" w:cs="Segoe UI"/>
+          <w:b w:val="0"/>
+          <w:bCs w:val="0"/>
+          <w:color w:val="404040"/>
+          <w:lang w:val="en-US"/>
         </w:rPr>
       </w:pPr>
       <w:r>
         <w:rPr>
-          <w:rFonts w:ascii="Segoe UI" w:eastAsia="Times New Roman" w:hAnsi="Segoe UI" w:cs="Segoe UI"/>
-          <w:b/>
-          <w:bCs/>
-          <w:color w:val="404040"/>
-          <w:kern w:val="0"/>
-          <w:sz w:val="27"/>
-          <w:szCs w:val="27"/>
-          <w:lang w:eastAsia="fr-FR"/>
-          <w14:ligatures w14:val="none"/>
-        </w:rPr>
-        <w:t>Sales Growth: €243,470.5k.</w:t>
+          <w:rStyle w:val="lev"/>
+          <w:rFonts w:ascii="Segoe UI" w:eastAsiaTheme="majorEastAsia" w:hAnsi="Segoe UI" w:cs="Segoe UI"/>
+          <w:color w:val="404040"/>
+          <w:lang w:val="en-US"/>
+        </w:rPr>
+        <w:t>Third-Party Compensation</w:t>
+      </w:r>
+      <w:r>
+        <w:rPr>
+          <w:rStyle w:val="lev"/>
+          <w:rFonts w:ascii="Segoe UI" w:eastAsiaTheme="majorEastAsia" w:hAnsi="Segoe UI" w:cs="Segoe UI"/>
+          <w:color w:val="404040"/>
+          <w:lang w:val="en-US"/>
+        </w:rPr>
+        <w:t>:</w:t>
       </w:r>
     </w:p>
     <w:p>
       <w:pPr>
-        <w:numPr>
-          <w:ilvl w:val="0"/>
-          <w:numId w:val="17"/>
-        </w:numPr>
-        <w:rPr>
-          <w:rFonts w:ascii="Segoe UI" w:eastAsia="Times New Roman" w:hAnsi="Segoe UI" w:cs="Segoe UI"/>
-          <w:b/>
-          <w:bCs/>
-          <w:color w:val="404040"/>
-          <w:kern w:val="0"/>
-          <w:sz w:val="27"/>
-          <w:szCs w:val="27"/>
-          <w:lang w:eastAsia="fr-FR"/>
-          <w14:ligatures w14:val="none"/>
+        <w:pStyle w:val="NormalWeb"/>
+        <w:spacing w:before="0" w:beforeAutospacing="0" w:after="0" w:afterAutospacing="0"/>
+        <w:ind w:left="1440"/>
+        <w:rPr>
+          <w:rFonts w:ascii="Segoe UI" w:hAnsi="Segoe UI" w:cs="Segoe UI"/>
+          <w:color w:val="404040"/>
+          <w:lang w:val="en-US"/>
         </w:rPr>
       </w:pPr>
       <w:r>
         <w:rPr>
-          <w:rFonts w:ascii="Segoe UI" w:eastAsia="Times New Roman" w:hAnsi="Segoe UI" w:cs="Segoe UI"/>
-          <w:b/>
-          <w:bCs/>
-          <w:color w:val="404040"/>
-          <w:kern w:val="0"/>
-          <w:sz w:val="27"/>
-          <w:szCs w:val="27"/>
-          <w:lang w:eastAsia="fr-FR"/>
-          <w14:ligatures w14:val="none"/>
-        </w:rPr>
-        <w:t>Cost Control: €119,681.0k.</w:t>
+          <w:rStyle w:val="lev"/>
+          <w:rFonts w:ascii="Segoe UI" w:eastAsiaTheme="majorEastAsia" w:hAnsi="Segoe UI" w:cs="Segoe UI"/>
+          <w:color w:val="404040"/>
+          <w:lang w:val="en-US"/>
+        </w:rPr>
+        <w:t>Target</w:t>
+      </w:r>
+      <w:r>
+        <w:rPr>
+          <w:rStyle w:val="lev"/>
+          <w:rFonts w:ascii="Segoe UI" w:eastAsiaTheme="majorEastAsia" w:hAnsi="Segoe UI" w:cs="Segoe UI"/>
+          <w:color w:val="404040"/>
+          <w:lang w:val="en-US"/>
+        </w:rPr>
+        <w:t xml:space="preserve"> 2025</w:t>
+      </w:r>
+      <w:r>
+        <w:rPr>
+          <w:rFonts w:ascii="Segoe UI" w:hAnsi="Segoe UI" w:cs="Segoe UI"/>
+          <w:color w:val="404040"/>
+          <w:lang w:val="en-US"/>
+        </w:rPr>
+        <w:t>: €7,</w:t>
+      </w:r>
+      <w:r>
+        <w:rPr>
+          <w:rFonts w:ascii="Segoe UI" w:hAnsi="Segoe UI" w:cs="Segoe UI"/>
+          <w:color w:val="404040"/>
+          <w:lang w:val="en-US"/>
+        </w:rPr>
+        <w:t>200</w:t>
+      </w:r>
+      <w:r>
+        <w:rPr>
+          <w:rFonts w:ascii="Segoe UI" w:hAnsi="Segoe UI" w:cs="Segoe UI"/>
+          <w:color w:val="404040"/>
+          <w:lang w:val="en-US"/>
+        </w:rPr>
+        <w:t>k</w:t>
+      </w:r>
+      <w:r>
+        <w:rPr>
+          <w:rFonts w:ascii="Segoe UI" w:hAnsi="Segoe UI" w:cs="Segoe UI"/>
+          <w:color w:val="404040"/>
+          <w:lang w:val="en-US"/>
+        </w:rPr>
+        <w:t xml:space="preserve"> </w:t>
+      </w:r>
+      <w:r>
+        <w:rPr>
+          <w:rFonts w:ascii="Segoe UI" w:hAnsi="Segoe UI" w:cs="Segoe UI"/>
+          <w:color w:val="404040"/>
+          <w:lang w:val="en-US"/>
+        </w:rPr>
+        <w:t>through contract renegotiations.</w:t>
       </w:r>
     </w:p>
     <w:p>
       <w:pPr>
-        <w:numPr>
-          <w:ilvl w:val="0"/>
-          <w:numId w:val="17"/>
-        </w:numPr>
-        <w:rPr>
-          <w:rFonts w:ascii="Segoe UI" w:eastAsia="Times New Roman" w:hAnsi="Segoe UI" w:cs="Segoe UI"/>
-          <w:b/>
-          <w:bCs/>
-          <w:color w:val="404040"/>
-          <w:kern w:val="0"/>
-          <w:sz w:val="27"/>
-          <w:szCs w:val="27"/>
-          <w:lang w:eastAsia="fr-FR"/>
-          <w14:ligatures w14:val="none"/>
-        </w:rPr>
-      </w:pPr>
+        <w:pStyle w:val="Titre4"/>
+        <w:rPr>
+          <w:rFonts w:ascii="Segoe UI" w:hAnsi="Segoe UI" w:cs="Segoe UI"/>
+          <w:color w:val="404040"/>
+        </w:rPr>
+      </w:pPr>
+      <w:proofErr w:type="spellStart"/>
       <w:r>
         <w:rPr>
-          <w:rFonts w:ascii="Segoe UI" w:eastAsia="Times New Roman" w:hAnsi="Segoe UI" w:cs="Segoe UI"/>
-          <w:b/>
-          <w:bCs/>
-          <w:color w:val="404040"/>
-          <w:kern w:val="0"/>
-          <w:sz w:val="27"/>
-          <w:szCs w:val="27"/>
-          <w:lang w:eastAsia="fr-FR"/>
-          <w14:ligatures w14:val="none"/>
-        </w:rPr>
-        <w:t>Net Margin: 51% (+2.6 points).</w:t>
+          <w:rStyle w:val="lev"/>
+          <w:rFonts w:ascii="Segoe UI" w:hAnsi="Segoe UI" w:cs="Segoe UI"/>
+          <w:b w:val="0"/>
+          <w:bCs w:val="0"/>
+          <w:color w:val="404040"/>
+        </w:rPr>
+        <w:t>Czech</w:t>
+      </w:r>
+      <w:proofErr w:type="spellEnd"/>
+      <w:r>
+        <w:rPr>
+          <w:rStyle w:val="lev"/>
+          <w:rFonts w:ascii="Segoe UI" w:hAnsi="Segoe UI" w:cs="Segoe UI"/>
+          <w:b w:val="0"/>
+          <w:bCs w:val="0"/>
+          <w:color w:val="404040"/>
+        </w:rPr>
+        <w:t xml:space="preserve"> Republic</w:t>
       </w:r>
     </w:p>
     <w:p>
       <w:pPr>
-        <w:rPr>
-          <w:rFonts w:ascii="Segoe UI" w:eastAsia="Times New Roman" w:hAnsi="Segoe UI" w:cs="Segoe UI"/>
-          <w:b/>
-          <w:bCs/>
-          <w:color w:val="404040"/>
-          <w:kern w:val="0"/>
-          <w:sz w:val="27"/>
-          <w:szCs w:val="27"/>
-          <w:lang w:eastAsia="fr-FR"/>
-          <w14:ligatures w14:val="none"/>
+        <w:pStyle w:val="NormalWeb"/>
+        <w:numPr>
+          <w:ilvl w:val="0"/>
+          <w:numId w:val="20"/>
+        </w:numPr>
+        <w:spacing w:before="0" w:beforeAutospacing="0" w:after="60" w:afterAutospacing="0"/>
+        <w:rPr>
+          <w:rFonts w:ascii="Segoe UI" w:hAnsi="Segoe UI" w:cs="Segoe UI"/>
+          <w:color w:val="404040"/>
         </w:rPr>
       </w:pPr>
       <w:r>
         <w:rPr>
-          <w:rFonts w:ascii="Segoe UI" w:eastAsia="Times New Roman" w:hAnsi="Segoe UI" w:cs="Segoe UI"/>
-          <w:b/>
-          <w:bCs/>
-          <w:color w:val="404040"/>
-          <w:kern w:val="0"/>
-          <w:sz w:val="27"/>
-          <w:szCs w:val="27"/>
-          <w:lang w:eastAsia="fr-FR"/>
-          <w14:ligatures w14:val="none"/>
-        </w:rPr>
-        <w:t>Operational Recommendations</w:t>
+          <w:rStyle w:val="lev"/>
+          <w:rFonts w:ascii="Segoe UI" w:eastAsiaTheme="majorEastAsia" w:hAnsi="Segoe UI" w:cs="Segoe UI"/>
+          <w:color w:val="404040"/>
+        </w:rPr>
+        <w:t>Sales/Revenues</w:t>
+      </w:r>
+      <w:r>
+        <w:rPr>
+          <w:rFonts w:ascii="Segoe UI" w:hAnsi="Segoe UI" w:cs="Segoe UI"/>
+          <w:color w:val="404040"/>
+        </w:rPr>
+        <w:t>:</w:t>
       </w:r>
     </w:p>
     <w:p>
       <w:pPr>
+        <w:pStyle w:val="NormalWeb"/>
         <w:numPr>
-          <w:ilvl w:val="0"/>
-          <w:numId w:val="18"/>
+          <w:ilvl w:val="1"/>
+          <w:numId w:val="20"/>
         </w:numPr>
-        <w:rPr>
-          <w:rFonts w:ascii="Segoe UI" w:eastAsia="Times New Roman" w:hAnsi="Segoe UI" w:cs="Segoe UI"/>
-          <w:b/>
-          <w:bCs/>
-          <w:color w:val="404040"/>
-          <w:kern w:val="0"/>
-          <w:sz w:val="27"/>
-          <w:szCs w:val="27"/>
-          <w:lang w:eastAsia="fr-FR"/>
-          <w14:ligatures w14:val="none"/>
+        <w:spacing w:before="0" w:beforeAutospacing="0" w:after="0" w:afterAutospacing="0"/>
+        <w:rPr>
+          <w:rFonts w:ascii="Segoe UI" w:hAnsi="Segoe UI" w:cs="Segoe UI"/>
+          <w:color w:val="404040"/>
+          <w:lang w:val="en-US"/>
         </w:rPr>
       </w:pPr>
       <w:r>
         <w:rPr>
-          <w:rFonts w:ascii="Segoe UI" w:eastAsia="Times New Roman" w:hAnsi="Segoe UI" w:cs="Segoe UI"/>
-          <w:b/>
-          <w:bCs/>
-          <w:color w:val="404040"/>
-          <w:kern w:val="0"/>
-          <w:sz w:val="27"/>
-          <w:szCs w:val="27"/>
-          <w:lang w:val="en-US" w:eastAsia="fr-FR"/>
-          <w14:ligatures w14:val="none"/>
-        </w:rPr>
-        <w:t>Annual Subscription Discounts launched in January.</w:t>
+          <w:rStyle w:val="lev"/>
+          <w:rFonts w:ascii="Segoe UI" w:eastAsiaTheme="majorEastAsia" w:hAnsi="Segoe UI" w:cs="Segoe UI"/>
+          <w:color w:val="404040"/>
+          <w:lang w:val="en-US"/>
+        </w:rPr>
+        <w:t>Commercial Revenues</w:t>
       </w:r>
       <w:r>
         <w:rPr>
-          <w:rFonts w:ascii="Segoe UI" w:eastAsia="Times New Roman" w:hAnsi="Segoe UI" w:cs="Segoe UI"/>
-          <w:b/>
-          <w:bCs/>
-          <w:color w:val="404040"/>
-          <w:kern w:val="0"/>
-          <w:sz w:val="27"/>
-          <w:szCs w:val="27"/>
-          <w:lang w:val="en-US" w:eastAsia="fr-FR"/>
-          <w14:ligatures w14:val="none"/>
-        </w:rPr>
-        <w:br/>
-      </w:r>
-      <w:r>
-        <w:rPr>
-          <w:rFonts w:ascii="Segoe UI" w:eastAsia="Times New Roman" w:hAnsi="Segoe UI" w:cs="Segoe UI"/>
-          <w:b/>
-          <w:bCs/>
-          <w:i/>
-          <w:iCs/>
-          <w:color w:val="404040"/>
-          <w:kern w:val="0"/>
-          <w:sz w:val="27"/>
-          <w:szCs w:val="27"/>
-          <w:lang w:eastAsia="fr-FR"/>
-          <w14:ligatures w14:val="none"/>
-        </w:rPr>
-        <w:t>Key Indicator</w:t>
-      </w:r>
-      <w:r>
-        <w:rPr>
-          <w:rFonts w:ascii="Segoe UI" w:eastAsia="Times New Roman" w:hAnsi="Segoe UI" w:cs="Segoe UI"/>
-          <w:b/>
-          <w:bCs/>
-          <w:color w:val="404040"/>
-          <w:kern w:val="0"/>
-          <w:sz w:val="27"/>
-          <w:szCs w:val="27"/>
-          <w:lang w:eastAsia="fr-FR"/>
-          <w14:ligatures w14:val="none"/>
-        </w:rPr>
-        <w:t>: Passenger Revenues (+10%).</w:t>
+          <w:rFonts w:ascii="Segoe UI" w:hAnsi="Segoe UI" w:cs="Segoe UI"/>
+          <w:color w:val="404040"/>
+          <w:lang w:val="en-US"/>
+        </w:rPr>
+        <w:t xml:space="preserve">: </w:t>
       </w:r>
     </w:p>
     <w:p>
       <w:pPr>
+        <w:pStyle w:val="NormalWeb"/>
+        <w:spacing w:before="0" w:beforeAutospacing="0" w:after="0" w:afterAutospacing="0"/>
+        <w:ind w:left="1440"/>
+        <w:rPr>
+          <w:rFonts w:ascii="Segoe UI" w:hAnsi="Segoe UI" w:cs="Segoe UI"/>
+          <w:color w:val="404040"/>
+          <w:lang w:val="en-US"/>
+        </w:rPr>
+      </w:pPr>
+      <w:r>
+        <w:rPr>
+          <w:rStyle w:val="lev"/>
+          <w:rFonts w:ascii="Segoe UI" w:eastAsiaTheme="majorEastAsia" w:hAnsi="Segoe UI" w:cs="Segoe UI"/>
+          <w:color w:val="404040"/>
+          <w:lang w:val="en-US"/>
+        </w:rPr>
+        <w:t>Target</w:t>
+      </w:r>
+      <w:r>
+        <w:rPr>
+          <w:rStyle w:val="lev"/>
+          <w:rFonts w:ascii="Segoe UI" w:eastAsiaTheme="majorEastAsia" w:hAnsi="Segoe UI" w:cs="Segoe UI"/>
+          <w:color w:val="404040"/>
+          <w:lang w:val="en-US"/>
+        </w:rPr>
+        <w:t xml:space="preserve"> 2025</w:t>
+      </w:r>
+      <w:r>
+        <w:rPr>
+          <w:rFonts w:ascii="Segoe UI" w:hAnsi="Segoe UI" w:cs="Segoe UI"/>
+          <w:color w:val="404040"/>
+          <w:lang w:val="en-US"/>
+        </w:rPr>
+        <w:t>: €42,</w:t>
+      </w:r>
+      <w:r>
+        <w:rPr>
+          <w:rFonts w:ascii="Segoe UI" w:hAnsi="Segoe UI" w:cs="Segoe UI"/>
+          <w:color w:val="404040"/>
+          <w:lang w:val="en-US"/>
+        </w:rPr>
+        <w:t>800</w:t>
+      </w:r>
+      <w:r>
+        <w:rPr>
+          <w:rFonts w:ascii="Segoe UI" w:hAnsi="Segoe UI" w:cs="Segoe UI"/>
+          <w:color w:val="404040"/>
+          <w:lang w:val="en-US"/>
+        </w:rPr>
+        <w:t>k with B2B loyalty programs.</w:t>
+      </w:r>
+    </w:p>
+    <w:p>
+      <w:pPr>
+        <w:pStyle w:val="NormalWeb"/>
         <w:numPr>
           <w:ilvl w:val="0"/>
-          <w:numId w:val="18"/>
+          <w:numId w:val="20"/>
         </w:numPr>
-        <w:rPr>
-          <w:rFonts w:ascii="Segoe UI" w:eastAsia="Times New Roman" w:hAnsi="Segoe UI" w:cs="Segoe UI"/>
-          <w:b/>
-          <w:bCs/>
-          <w:color w:val="404040"/>
-          <w:kern w:val="0"/>
-          <w:sz w:val="27"/>
-          <w:szCs w:val="27"/>
-          <w:lang w:val="en-US" w:eastAsia="fr-FR"/>
-          <w14:ligatures w14:val="none"/>
-        </w:rPr>
-      </w:pPr>
+        <w:spacing w:before="0" w:beforeAutospacing="0" w:after="60" w:afterAutospacing="0"/>
+        <w:rPr>
+          <w:rFonts w:ascii="Segoe UI" w:hAnsi="Segoe UI" w:cs="Segoe UI"/>
+          <w:color w:val="404040"/>
+        </w:rPr>
+      </w:pPr>
+      <w:proofErr w:type="spellStart"/>
       <w:r>
         <w:rPr>
-          <w:rFonts w:ascii="Segoe UI" w:eastAsia="Times New Roman" w:hAnsi="Segoe UI" w:cs="Segoe UI"/>
-          <w:b/>
-          <w:bCs/>
-          <w:color w:val="404040"/>
-          <w:kern w:val="0"/>
-          <w:sz w:val="27"/>
-          <w:szCs w:val="27"/>
-          <w:lang w:val="en-US" w:eastAsia="fr-FR"/>
-          <w14:ligatures w14:val="none"/>
-        </w:rPr>
-        <w:t>ERP System Implementation in Q2 (Apr-Jun) for stock management.</w:t>
+          <w:rStyle w:val="lev"/>
+          <w:rFonts w:ascii="Segoe UI" w:eastAsiaTheme="majorEastAsia" w:hAnsi="Segoe UI" w:cs="Segoe UI"/>
+          <w:color w:val="404040"/>
+        </w:rPr>
+        <w:t>Costs</w:t>
+      </w:r>
+      <w:proofErr w:type="spellEnd"/>
+      <w:r>
+        <w:rPr>
+          <w:rFonts w:ascii="Segoe UI" w:hAnsi="Segoe UI" w:cs="Segoe UI"/>
+          <w:color w:val="404040"/>
+        </w:rPr>
+        <w:t>:</w:t>
+      </w:r>
+    </w:p>
+    <w:p>
+      <w:pPr>
+        <w:pStyle w:val="NormalWeb"/>
+        <w:numPr>
+          <w:ilvl w:val="1"/>
+          <w:numId w:val="20"/>
+        </w:numPr>
+        <w:spacing w:before="0" w:beforeAutospacing="0" w:after="0" w:afterAutospacing="0"/>
+        <w:rPr>
+          <w:rFonts w:ascii="Segoe UI" w:hAnsi="Segoe UI" w:cs="Segoe UI"/>
+          <w:color w:val="404040"/>
+          <w:lang w:val="en-US"/>
+        </w:rPr>
+      </w:pPr>
+      <w:r>
+        <w:rPr>
+          <w:rStyle w:val="lev"/>
+          <w:rFonts w:ascii="Segoe UI" w:eastAsiaTheme="majorEastAsia" w:hAnsi="Segoe UI" w:cs="Segoe UI"/>
+          <w:color w:val="404040"/>
+          <w:lang w:val="en-US"/>
+        </w:rPr>
+        <w:t>Maintenance Costs</w:t>
       </w:r>
       <w:r>
         <w:rPr>
-          <w:rFonts w:ascii="Segoe UI" w:eastAsia="Times New Roman" w:hAnsi="Segoe UI" w:cs="Segoe UI"/>
-          <w:b/>
-          <w:bCs/>
-          <w:color w:val="404040"/>
-          <w:kern w:val="0"/>
-          <w:sz w:val="27"/>
-          <w:szCs w:val="27"/>
-          <w:lang w:val="en-US" w:eastAsia="fr-FR"/>
-          <w14:ligatures w14:val="none"/>
-        </w:rPr>
-        <w:br/>
+          <w:rFonts w:ascii="Segoe UI" w:hAnsi="Segoe UI" w:cs="Segoe UI"/>
+          <w:color w:val="404040"/>
+          <w:lang w:val="en-US"/>
+        </w:rPr>
+        <w:t>:</w:t>
+      </w:r>
+    </w:p>
+    <w:p>
+      <w:pPr>
+        <w:pStyle w:val="NormalWeb"/>
+        <w:spacing w:before="0" w:beforeAutospacing="0" w:after="0" w:afterAutospacing="0"/>
+        <w:ind w:left="1440"/>
+        <w:rPr>
+          <w:rFonts w:ascii="Segoe UI" w:hAnsi="Segoe UI" w:cs="Segoe UI"/>
+          <w:color w:val="404040"/>
+          <w:lang w:val="en-US"/>
+        </w:rPr>
+      </w:pPr>
+      <w:r>
+        <w:rPr>
+          <w:rStyle w:val="lev"/>
+          <w:rFonts w:ascii="Segoe UI" w:eastAsiaTheme="majorEastAsia" w:hAnsi="Segoe UI" w:cs="Segoe UI"/>
+          <w:color w:val="404040"/>
+          <w:lang w:val="en-US"/>
+        </w:rPr>
+        <w:t>Target</w:t>
       </w:r>
       <w:r>
         <w:rPr>
-          <w:rFonts w:ascii="Segoe UI" w:eastAsia="Times New Roman" w:hAnsi="Segoe UI" w:cs="Segoe UI"/>
-          <w:b/>
-          <w:bCs/>
-          <w:i/>
-          <w:iCs/>
-          <w:color w:val="404040"/>
-          <w:kern w:val="0"/>
-          <w:sz w:val="27"/>
-          <w:szCs w:val="27"/>
-          <w:lang w:val="en-US" w:eastAsia="fr-FR"/>
-          <w14:ligatures w14:val="none"/>
-        </w:rPr>
-        <w:t>Key Indicator</w:t>
+          <w:rStyle w:val="lev"/>
+          <w:rFonts w:ascii="Segoe UI" w:eastAsiaTheme="majorEastAsia" w:hAnsi="Segoe UI" w:cs="Segoe UI"/>
+          <w:color w:val="404040"/>
+          <w:lang w:val="en-US"/>
+        </w:rPr>
+        <w:t xml:space="preserve"> 2025</w:t>
       </w:r>
       <w:r>
         <w:rPr>
-          <w:rFonts w:ascii="Segoe UI" w:eastAsia="Times New Roman" w:hAnsi="Segoe UI" w:cs="Segoe UI"/>
-          <w:b/>
-          <w:bCs/>
-          <w:color w:val="404040"/>
-          <w:kern w:val="0"/>
-          <w:sz w:val="27"/>
-          <w:szCs w:val="27"/>
-          <w:lang w:val="en-US" w:eastAsia="fr-FR"/>
-          <w14:ligatures w14:val="none"/>
-        </w:rPr>
-        <w:t>: Goods Inventory Costs (-5%).</w:t>
+          <w:rFonts w:ascii="Segoe UI" w:hAnsi="Segoe UI" w:cs="Segoe UI"/>
+          <w:color w:val="404040"/>
+          <w:lang w:val="en-US"/>
+        </w:rPr>
+        <w:t xml:space="preserve">: </w:t>
+      </w:r>
+      <w:r>
+        <w:rPr>
+          <w:rFonts w:ascii="Segoe UI" w:hAnsi="Segoe UI" w:cs="Segoe UI"/>
+          <w:color w:val="404040"/>
+          <w:lang w:val="en-US"/>
+        </w:rPr>
+        <w:t>€</w:t>
+      </w:r>
+      <w:r>
+        <w:rPr>
+          <w:rFonts w:ascii="Segoe UI" w:hAnsi="Segoe UI" w:cs="Segoe UI"/>
+          <w:color w:val="404040"/>
+          <w:lang w:val="en-US"/>
+        </w:rPr>
+        <w:t>3,5</w:t>
+      </w:r>
+      <w:r>
+        <w:rPr>
+          <w:rFonts w:ascii="Segoe UI" w:hAnsi="Segoe UI" w:cs="Segoe UI"/>
+          <w:color w:val="404040"/>
+          <w:lang w:val="en-US"/>
+        </w:rPr>
+        <w:t>00</w:t>
+      </w:r>
+      <w:r>
+        <w:rPr>
+          <w:rFonts w:ascii="Segoe UI" w:hAnsi="Segoe UI" w:cs="Segoe UI"/>
+          <w:color w:val="404040"/>
+          <w:lang w:val="en-US"/>
+        </w:rPr>
+        <w:t>k via IoT-enabled equipment monitoring.</w:t>
       </w:r>
     </w:p>
     <w:p>
@@ -752,6 +859,155 @@
     </w:lvl>
   </w:abstractNum>
   <w:abstractNum w:abstractNumId="2" w15:restartNumberingAfterBreak="0">
+    <w:nsid w:val="113132C6"/>
+    <w:multiLevelType w:val="multilevel"/>
+    <w:tmpl w:val="3E56C0FA"/>
+    <w:lvl w:ilvl="0">
+      <w:start w:val="1"/>
+      <w:numFmt w:val="bullet"/>
+      <w:lvlText w:val=""/>
+      <w:lvlJc w:val="left"/>
+      <w:pPr>
+        <w:tabs>
+          <w:tab w:val="num" w:pos="720"/>
+        </w:tabs>
+        <w:ind w:left="720" w:hanging="360"/>
+      </w:pPr>
+      <w:rPr>
+        <w:rFonts w:ascii="Symbol" w:hAnsi="Symbol" w:hint="default"/>
+        <w:sz w:val="20"/>
+      </w:rPr>
+    </w:lvl>
+    <w:lvl w:ilvl="1">
+      <w:start w:val="1"/>
+      <w:numFmt w:val="bullet"/>
+      <w:lvlText w:val="o"/>
+      <w:lvlJc w:val="left"/>
+      <w:pPr>
+        <w:tabs>
+          <w:tab w:val="num" w:pos="1440"/>
+        </w:tabs>
+        <w:ind w:left="1440" w:hanging="360"/>
+      </w:pPr>
+      <w:rPr>
+        <w:rFonts w:ascii="Courier New" w:hAnsi="Courier New" w:hint="default"/>
+        <w:sz w:val="20"/>
+      </w:rPr>
+    </w:lvl>
+    <w:lvl w:ilvl="2" w:tentative="1">
+      <w:start w:val="1"/>
+      <w:numFmt w:val="bullet"/>
+      <w:lvlText w:val=""/>
+      <w:lvlJc w:val="left"/>
+      <w:pPr>
+        <w:tabs>
+          <w:tab w:val="num" w:pos="2160"/>
+        </w:tabs>
+        <w:ind w:left="2160" w:hanging="360"/>
+      </w:pPr>
+      <w:rPr>
+        <w:rFonts w:ascii="Wingdings" w:hAnsi="Wingdings" w:hint="default"/>
+        <w:sz w:val="20"/>
+      </w:rPr>
+    </w:lvl>
+    <w:lvl w:ilvl="3" w:tentative="1">
+      <w:start w:val="1"/>
+      <w:numFmt w:val="bullet"/>
+      <w:lvlText w:val=""/>
+      <w:lvlJc w:val="left"/>
+      <w:pPr>
+        <w:tabs>
+          <w:tab w:val="num" w:pos="2880"/>
+        </w:tabs>
+        <w:ind w:left="2880" w:hanging="360"/>
+      </w:pPr>
+      <w:rPr>
+        <w:rFonts w:ascii="Wingdings" w:hAnsi="Wingdings" w:hint="default"/>
+        <w:sz w:val="20"/>
+      </w:rPr>
+    </w:lvl>
+    <w:lvl w:ilvl="4" w:tentative="1">
+      <w:start w:val="1"/>
+      <w:numFmt w:val="bullet"/>
+      <w:lvlText w:val=""/>
+      <w:lvlJc w:val="left"/>
+      <w:pPr>
+        <w:tabs>
+          <w:tab w:val="num" w:pos="3600"/>
+        </w:tabs>
+        <w:ind w:left="3600" w:hanging="360"/>
+      </w:pPr>
+      <w:rPr>
+        <w:rFonts w:ascii="Wingdings" w:hAnsi="Wingdings" w:hint="default"/>
+        <w:sz w:val="20"/>
+      </w:rPr>
+    </w:lvl>
+    <w:lvl w:ilvl="5" w:tentative="1">
+      <w:start w:val="1"/>
+      <w:numFmt w:val="bullet"/>
+      <w:lvlText w:val=""/>
+      <w:lvlJc w:val="left"/>
+      <w:pPr>
+        <w:tabs>
+          <w:tab w:val="num" w:pos="4320"/>
+        </w:tabs>
+        <w:ind w:left="4320" w:hanging="360"/>
+      </w:pPr>
+      <w:rPr>
+        <w:rFonts w:ascii="Wingdings" w:hAnsi="Wingdings" w:hint="default"/>
+        <w:sz w:val="20"/>
+      </w:rPr>
+    </w:lvl>
+    <w:lvl w:ilvl="6" w:tentative="1">
+      <w:start w:val="1"/>
+      <w:numFmt w:val="bullet"/>
+      <w:lvlText w:val=""/>
+      <w:lvlJc w:val="left"/>
+      <w:pPr>
+        <w:tabs>
+          <w:tab w:val="num" w:pos="5040"/>
+        </w:tabs>
+        <w:ind w:left="5040" w:hanging="360"/>
+      </w:pPr>
+      <w:rPr>
+        <w:rFonts w:ascii="Wingdings" w:hAnsi="Wingdings" w:hint="default"/>
+        <w:sz w:val="20"/>
+      </w:rPr>
+    </w:lvl>
+    <w:lvl w:ilvl="7" w:tentative="1">
+      <w:start w:val="1"/>
+      <w:numFmt w:val="bullet"/>
+      <w:lvlText w:val=""/>
+      <w:lvlJc w:val="left"/>
+      <w:pPr>
+        <w:tabs>
+          <w:tab w:val="num" w:pos="5760"/>
+        </w:tabs>
+        <w:ind w:left="5760" w:hanging="360"/>
+      </w:pPr>
+      <w:rPr>
+        <w:rFonts w:ascii="Wingdings" w:hAnsi="Wingdings" w:hint="default"/>
+        <w:sz w:val="20"/>
+      </w:rPr>
+    </w:lvl>
+    <w:lvl w:ilvl="8" w:tentative="1">
+      <w:start w:val="1"/>
+      <w:numFmt w:val="bullet"/>
+      <w:lvlText w:val=""/>
+      <w:lvlJc w:val="left"/>
+      <w:pPr>
+        <w:tabs>
+          <w:tab w:val="num" w:pos="6480"/>
+        </w:tabs>
+        <w:ind w:left="6480" w:hanging="360"/>
+      </w:pPr>
+      <w:rPr>
+        <w:rFonts w:ascii="Wingdings" w:hAnsi="Wingdings" w:hint="default"/>
+        <w:sz w:val="20"/>
+      </w:rPr>
+    </w:lvl>
+  </w:abstractNum>
+  <w:abstractNum w:abstractNumId="3" w15:restartNumberingAfterBreak="0">
     <w:nsid w:val="11CE2F97"/>
     <w:multiLevelType w:val="multilevel"/>
     <w:tmpl w:val="BF22FBEA"/>
@@ -900,7 +1156,7 @@
       </w:rPr>
     </w:lvl>
   </w:abstractNum>
-  <w:abstractNum w:abstractNumId="3" w15:restartNumberingAfterBreak="0">
+  <w:abstractNum w:abstractNumId="4" w15:restartNumberingAfterBreak="0">
     <w:nsid w:val="166F6847"/>
     <w:multiLevelType w:val="multilevel"/>
     <w:tmpl w:val="7EFE45BE"/>
@@ -1049,7 +1305,7 @@
       </w:rPr>
     </w:lvl>
   </w:abstractNum>
-  <w:abstractNum w:abstractNumId="4" w15:restartNumberingAfterBreak="0">
+  <w:abstractNum w:abstractNumId="5" w15:restartNumberingAfterBreak="0">
     <w:nsid w:val="28BD1065"/>
     <w:multiLevelType w:val="multilevel"/>
     <w:tmpl w:val="574C6DBC"/>
@@ -1162,7 +1418,7 @@
       </w:pPr>
     </w:lvl>
   </w:abstractNum>
-  <w:abstractNum w:abstractNumId="5" w15:restartNumberingAfterBreak="0">
+  <w:abstractNum w:abstractNumId="6" w15:restartNumberingAfterBreak="0">
     <w:nsid w:val="29525BF4"/>
     <w:multiLevelType w:val="multilevel"/>
     <w:tmpl w:val="CA92E318"/>
@@ -1311,7 +1567,156 @@
       </w:rPr>
     </w:lvl>
   </w:abstractNum>
-  <w:abstractNum w:abstractNumId="6" w15:restartNumberingAfterBreak="0">
+  <w:abstractNum w:abstractNumId="7" w15:restartNumberingAfterBreak="0">
+    <w:nsid w:val="2D584098"/>
+    <w:multiLevelType w:val="multilevel"/>
+    <w:tmpl w:val="A07EA264"/>
+    <w:lvl w:ilvl="0">
+      <w:start w:val="1"/>
+      <w:numFmt w:val="bullet"/>
+      <w:lvlText w:val=""/>
+      <w:lvlJc w:val="left"/>
+      <w:pPr>
+        <w:tabs>
+          <w:tab w:val="num" w:pos="720"/>
+        </w:tabs>
+        <w:ind w:left="720" w:hanging="360"/>
+      </w:pPr>
+      <w:rPr>
+        <w:rFonts w:ascii="Symbol" w:hAnsi="Symbol" w:hint="default"/>
+        <w:sz w:val="20"/>
+      </w:rPr>
+    </w:lvl>
+    <w:lvl w:ilvl="1">
+      <w:start w:val="1"/>
+      <w:numFmt w:val="bullet"/>
+      <w:lvlText w:val="o"/>
+      <w:lvlJc w:val="left"/>
+      <w:pPr>
+        <w:tabs>
+          <w:tab w:val="num" w:pos="1440"/>
+        </w:tabs>
+        <w:ind w:left="1440" w:hanging="360"/>
+      </w:pPr>
+      <w:rPr>
+        <w:rFonts w:ascii="Courier New" w:hAnsi="Courier New" w:hint="default"/>
+        <w:sz w:val="20"/>
+      </w:rPr>
+    </w:lvl>
+    <w:lvl w:ilvl="2" w:tentative="1">
+      <w:start w:val="1"/>
+      <w:numFmt w:val="bullet"/>
+      <w:lvlText w:val=""/>
+      <w:lvlJc w:val="left"/>
+      <w:pPr>
+        <w:tabs>
+          <w:tab w:val="num" w:pos="2160"/>
+        </w:tabs>
+        <w:ind w:left="2160" w:hanging="360"/>
+      </w:pPr>
+      <w:rPr>
+        <w:rFonts w:ascii="Wingdings" w:hAnsi="Wingdings" w:hint="default"/>
+        <w:sz w:val="20"/>
+      </w:rPr>
+    </w:lvl>
+    <w:lvl w:ilvl="3" w:tentative="1">
+      <w:start w:val="1"/>
+      <w:numFmt w:val="bullet"/>
+      <w:lvlText w:val=""/>
+      <w:lvlJc w:val="left"/>
+      <w:pPr>
+        <w:tabs>
+          <w:tab w:val="num" w:pos="2880"/>
+        </w:tabs>
+        <w:ind w:left="2880" w:hanging="360"/>
+      </w:pPr>
+      <w:rPr>
+        <w:rFonts w:ascii="Wingdings" w:hAnsi="Wingdings" w:hint="default"/>
+        <w:sz w:val="20"/>
+      </w:rPr>
+    </w:lvl>
+    <w:lvl w:ilvl="4" w:tentative="1">
+      <w:start w:val="1"/>
+      <w:numFmt w:val="bullet"/>
+      <w:lvlText w:val=""/>
+      <w:lvlJc w:val="left"/>
+      <w:pPr>
+        <w:tabs>
+          <w:tab w:val="num" w:pos="3600"/>
+        </w:tabs>
+        <w:ind w:left="3600" w:hanging="360"/>
+      </w:pPr>
+      <w:rPr>
+        <w:rFonts w:ascii="Wingdings" w:hAnsi="Wingdings" w:hint="default"/>
+        <w:sz w:val="20"/>
+      </w:rPr>
+    </w:lvl>
+    <w:lvl w:ilvl="5" w:tentative="1">
+      <w:start w:val="1"/>
+      <w:numFmt w:val="bullet"/>
+      <w:lvlText w:val=""/>
+      <w:lvlJc w:val="left"/>
+      <w:pPr>
+        <w:tabs>
+          <w:tab w:val="num" w:pos="4320"/>
+        </w:tabs>
+        <w:ind w:left="4320" w:hanging="360"/>
+      </w:pPr>
+      <w:rPr>
+        <w:rFonts w:ascii="Wingdings" w:hAnsi="Wingdings" w:hint="default"/>
+        <w:sz w:val="20"/>
+      </w:rPr>
+    </w:lvl>
+    <w:lvl w:ilvl="6" w:tentative="1">
+      <w:start w:val="1"/>
+      <w:numFmt w:val="bullet"/>
+      <w:lvlText w:val=""/>
+      <w:lvlJc w:val="left"/>
+      <w:pPr>
+        <w:tabs>
+          <w:tab w:val="num" w:pos="5040"/>
+        </w:tabs>
+        <w:ind w:left="5040" w:hanging="360"/>
+      </w:pPr>
+      <w:rPr>
+        <w:rFonts w:ascii="Wingdings" w:hAnsi="Wingdings" w:hint="default"/>
+        <w:sz w:val="20"/>
+      </w:rPr>
+    </w:lvl>
+    <w:lvl w:ilvl="7" w:tentative="1">
+      <w:start w:val="1"/>
+      <w:numFmt w:val="bullet"/>
+      <w:lvlText w:val=""/>
+      <w:lvlJc w:val="left"/>
+      <w:pPr>
+        <w:tabs>
+          <w:tab w:val="num" w:pos="5760"/>
+        </w:tabs>
+        <w:ind w:left="5760" w:hanging="360"/>
+      </w:pPr>
+      <w:rPr>
+        <w:rFonts w:ascii="Wingdings" w:hAnsi="Wingdings" w:hint="default"/>
+        <w:sz w:val="20"/>
+      </w:rPr>
+    </w:lvl>
+    <w:lvl w:ilvl="8" w:tentative="1">
+      <w:start w:val="1"/>
+      <w:numFmt w:val="bullet"/>
+      <w:lvlText w:val=""/>
+      <w:lvlJc w:val="left"/>
+      <w:pPr>
+        <w:tabs>
+          <w:tab w:val="num" w:pos="6480"/>
+        </w:tabs>
+        <w:ind w:left="6480" w:hanging="360"/>
+      </w:pPr>
+      <w:rPr>
+        <w:rFonts w:ascii="Wingdings" w:hAnsi="Wingdings" w:hint="default"/>
+        <w:sz w:val="20"/>
+      </w:rPr>
+    </w:lvl>
+  </w:abstractNum>
+  <w:abstractNum w:abstractNumId="8" w15:restartNumberingAfterBreak="0">
     <w:nsid w:val="33F86AF2"/>
     <w:multiLevelType w:val="multilevel"/>
     <w:tmpl w:val="2A929F02"/>
@@ -1460,7 +1865,7 @@
       </w:rPr>
     </w:lvl>
   </w:abstractNum>
-  <w:abstractNum w:abstractNumId="7" w15:restartNumberingAfterBreak="0">
+  <w:abstractNum w:abstractNumId="9" w15:restartNumberingAfterBreak="0">
     <w:nsid w:val="35E2524D"/>
     <w:multiLevelType w:val="multilevel"/>
     <w:tmpl w:val="219A630E"/>
@@ -1609,7 +2014,7 @@
       </w:rPr>
     </w:lvl>
   </w:abstractNum>
-  <w:abstractNum w:abstractNumId="8" w15:restartNumberingAfterBreak="0">
+  <w:abstractNum w:abstractNumId="10" w15:restartNumberingAfterBreak="0">
     <w:nsid w:val="35F067E8"/>
     <w:multiLevelType w:val="multilevel"/>
     <w:tmpl w:val="FB1036EC"/>
@@ -1758,7 +2163,7 @@
       </w:rPr>
     </w:lvl>
   </w:abstractNum>
-  <w:abstractNum w:abstractNumId="9" w15:restartNumberingAfterBreak="0">
+  <w:abstractNum w:abstractNumId="11" w15:restartNumberingAfterBreak="0">
     <w:nsid w:val="41785269"/>
     <w:multiLevelType w:val="multilevel"/>
     <w:tmpl w:val="799236E6"/>
@@ -1907,7 +2312,7 @@
       </w:rPr>
     </w:lvl>
   </w:abstractNum>
-  <w:abstractNum w:abstractNumId="10" w15:restartNumberingAfterBreak="0">
+  <w:abstractNum w:abstractNumId="12" w15:restartNumberingAfterBreak="0">
     <w:nsid w:val="533A1897"/>
     <w:multiLevelType w:val="multilevel"/>
     <w:tmpl w:val="3B882B84"/>
@@ -2056,7 +2461,7 @@
       </w:rPr>
     </w:lvl>
   </w:abstractNum>
-  <w:abstractNum w:abstractNumId="11" w15:restartNumberingAfterBreak="0">
+  <w:abstractNum w:abstractNumId="13" w15:restartNumberingAfterBreak="0">
     <w:nsid w:val="57F52847"/>
     <w:multiLevelType w:val="multilevel"/>
     <w:tmpl w:val="E126EB80"/>
@@ -2205,7 +2610,7 @@
       </w:rPr>
     </w:lvl>
   </w:abstractNum>
-  <w:abstractNum w:abstractNumId="12" w15:restartNumberingAfterBreak="0">
+  <w:abstractNum w:abstractNumId="14" w15:restartNumberingAfterBreak="0">
     <w:nsid w:val="5ADC03A5"/>
     <w:multiLevelType w:val="multilevel"/>
     <w:tmpl w:val="ED2A185E"/>
@@ -2354,7 +2759,7 @@
       </w:rPr>
     </w:lvl>
   </w:abstractNum>
-  <w:abstractNum w:abstractNumId="13" w15:restartNumberingAfterBreak="0">
+  <w:abstractNum w:abstractNumId="15" w15:restartNumberingAfterBreak="0">
     <w:nsid w:val="5F9176DA"/>
     <w:multiLevelType w:val="multilevel"/>
     <w:tmpl w:val="BC5C857A"/>
@@ -2503,7 +2908,7 @@
       </w:rPr>
     </w:lvl>
   </w:abstractNum>
-  <w:abstractNum w:abstractNumId="14" w15:restartNumberingAfterBreak="0">
+  <w:abstractNum w:abstractNumId="16" w15:restartNumberingAfterBreak="0">
     <w:nsid w:val="60C76D98"/>
     <w:multiLevelType w:val="multilevel"/>
     <w:tmpl w:val="70F296B6"/>
@@ -2652,7 +3057,7 @@
       </w:rPr>
     </w:lvl>
   </w:abstractNum>
-  <w:abstractNum w:abstractNumId="15" w15:restartNumberingAfterBreak="0">
+  <w:abstractNum w:abstractNumId="17" w15:restartNumberingAfterBreak="0">
     <w:nsid w:val="62EC5070"/>
     <w:multiLevelType w:val="multilevel"/>
     <w:tmpl w:val="354CEC36"/>
@@ -2801,7 +3206,7 @@
       </w:rPr>
     </w:lvl>
   </w:abstractNum>
-  <w:abstractNum w:abstractNumId="16" w15:restartNumberingAfterBreak="0">
+  <w:abstractNum w:abstractNumId="18" w15:restartNumberingAfterBreak="0">
     <w:nsid w:val="66162C26"/>
     <w:multiLevelType w:val="multilevel"/>
     <w:tmpl w:val="E93A0168"/>
@@ -2914,7 +3319,7 @@
       </w:pPr>
     </w:lvl>
   </w:abstractNum>
-  <w:abstractNum w:abstractNumId="17" w15:restartNumberingAfterBreak="0">
+  <w:abstractNum w:abstractNumId="19" w15:restartNumberingAfterBreak="0">
     <w:nsid w:val="7D9B68BD"/>
     <w:multiLevelType w:val="multilevel"/>
     <w:tmpl w:val="C5525EF4"/>
@@ -3064,58 +3469,64 @@
     </w:lvl>
   </w:abstractNum>
   <w:num w:numId="1" w16cid:durableId="532615140">
-    <w:abstractNumId w:val="17"/>
+    <w:abstractNumId w:val="19"/>
   </w:num>
   <w:num w:numId="2" w16cid:durableId="449203293">
+    <w:abstractNumId w:val="16"/>
+  </w:num>
+  <w:num w:numId="3" w16cid:durableId="2050689972">
+    <w:abstractNumId w:val="12"/>
+  </w:num>
+  <w:num w:numId="4" w16cid:durableId="1428816343">
+    <w:abstractNumId w:val="8"/>
+  </w:num>
+  <w:num w:numId="5" w16cid:durableId="1101800869">
+    <w:abstractNumId w:val="10"/>
+  </w:num>
+  <w:num w:numId="6" w16cid:durableId="103161959">
     <w:abstractNumId w:val="14"/>
   </w:num>
-  <w:num w:numId="3" w16cid:durableId="2050689972">
-    <w:abstractNumId w:val="10"/>
-  </w:num>
-  <w:num w:numId="4" w16cid:durableId="1428816343">
-    <w:abstractNumId w:val="6"/>
-  </w:num>
-  <w:num w:numId="5" w16cid:durableId="1101800869">
-    <w:abstractNumId w:val="8"/>
-  </w:num>
-  <w:num w:numId="6" w16cid:durableId="103161959">
-    <w:abstractNumId w:val="12"/>
-  </w:num>
   <w:num w:numId="7" w16cid:durableId="678584912">
-    <w:abstractNumId w:val="11"/>
+    <w:abstractNumId w:val="13"/>
   </w:num>
   <w:num w:numId="8" w16cid:durableId="665400520">
-    <w:abstractNumId w:val="16"/>
+    <w:abstractNumId w:val="18"/>
   </w:num>
   <w:num w:numId="9" w16cid:durableId="125396374">
     <w:abstractNumId w:val="1"/>
   </w:num>
   <w:num w:numId="10" w16cid:durableId="1374890217">
-    <w:abstractNumId w:val="5"/>
+    <w:abstractNumId w:val="6"/>
   </w:num>
   <w:num w:numId="11" w16cid:durableId="1404330949">
+    <w:abstractNumId w:val="11"/>
+  </w:num>
+  <w:num w:numId="12" w16cid:durableId="2981180">
+    <w:abstractNumId w:val="4"/>
+  </w:num>
+  <w:num w:numId="13" w16cid:durableId="1104418420">
     <w:abstractNumId w:val="9"/>
   </w:num>
-  <w:num w:numId="12" w16cid:durableId="2981180">
+  <w:num w:numId="14" w16cid:durableId="1838764460">
     <w:abstractNumId w:val="3"/>
-  </w:num>
-  <w:num w:numId="13" w16cid:durableId="1104418420">
-    <w:abstractNumId w:val="7"/>
-  </w:num>
-  <w:num w:numId="14" w16cid:durableId="1838764460">
-    <w:abstractNumId w:val="2"/>
   </w:num>
   <w:num w:numId="15" w16cid:durableId="1001354915">
     <w:abstractNumId w:val="0"/>
   </w:num>
   <w:num w:numId="16" w16cid:durableId="122047028">
-    <w:abstractNumId w:val="13"/>
+    <w:abstractNumId w:val="15"/>
   </w:num>
   <w:num w:numId="17" w16cid:durableId="695934498">
-    <w:abstractNumId w:val="15"/>
+    <w:abstractNumId w:val="17"/>
   </w:num>
   <w:num w:numId="18" w16cid:durableId="273514004">
-    <w:abstractNumId w:val="4"/>
+    <w:abstractNumId w:val="5"/>
+  </w:num>
+  <w:num w:numId="19" w16cid:durableId="1838838292">
+    <w:abstractNumId w:val="2"/>
+  </w:num>
+  <w:num w:numId="20" w16cid:durableId="990257362">
+    <w:abstractNumId w:val="7"/>
   </w:num>
 </w:numbering>
 </file>
@@ -3731,6 +4142,7 @@
   <w:style w:type="character" w:default="1" w:styleId="Policepardfaut">
     <w:name w:val="Default Paragraph Font"/>
     <w:uiPriority w:val="1"/>
+    <w:semiHidden/>
     <w:unhideWhenUsed/>
   </w:style>
   <w:style w:type="table" w:default="1" w:styleId="TableauNormal">
@@ -4044,6 +4456,34 @@
       <w:spacing w:val="5"/>
     </w:rPr>
   </w:style>
+  <w:style w:type="character" w:styleId="lev">
+    <w:name w:val="Strong"/>
+    <w:basedOn w:val="Policepardfaut"/>
+    <w:uiPriority w:val="22"/>
+    <w:qFormat/>
+    <w:rsid w:val="00F03573"/>
+    <w:rPr>
+      <w:b/>
+      <w:bCs/>
+    </w:rPr>
+  </w:style>
+  <w:style w:type="paragraph" w:styleId="NormalWeb">
+    <w:name w:val="Normal (Web)"/>
+    <w:basedOn w:val="Normal"/>
+    <w:uiPriority w:val="99"/>
+    <w:semiHidden/>
+    <w:unhideWhenUsed/>
+    <w:rsid w:val="00F03573"/>
+    <w:pPr>
+      <w:spacing w:before="100" w:beforeAutospacing="1" w:after="100" w:afterAutospacing="1" w:line="240" w:lineRule="auto"/>
+    </w:pPr>
+    <w:rPr>
+      <w:rFonts w:ascii="Times New Roman" w:eastAsia="Times New Roman" w:hAnsi="Times New Roman" w:cs="Times New Roman"/>
+      <w:kern w:val="0"/>
+      <w:lang w:eastAsia="fr-FR"/>
+      <w14:ligatures w14:val="none"/>
+    </w:rPr>
+  </w:style>
 </w:styles>
 </file>
 
